--- a/promot/RTCFR_Healthy_Meal_Planner_Prompt.docx
+++ b/promot/RTCFR_Healthy_Meal_Planner_Prompt.docx
@@ -2842,9 +2842,1176 @@
         <w:t>Calorie needs vary. Anyone with a medical condition, pregnancy, food allergy, or prescribed diet should consult a qualified clinician or dietitian.</w:t>
       </w:r>
     </w:p>
+    <w:p>
+      <w:pPr>
+        <w:sectPr>
+          <w:pgSz w:w="15840" w:h="12240" w:orient="landscape"/>
+          <w:pgMar w:top="648" w:right="720" w:bottom="648" w:left="720" w:header="360" w:footer="360" w:gutter="0"/>
+          <w:cols w:space="720"/>
+          <w:docGrid w:linePitch="360"/>
+        </w:sectPr>
+      </w:pPr>
+    </w:p>
+    <w:p>
+      <w:pPr>
+        <w:spacing w:after="40"/>
+      </w:pPr>
+      <w:r>
+        <w:rPr>
+          <w:rFonts w:ascii="Calibri" w:hAnsi="Calibri"/>
+          <w:b/>
+          <w:i w:val="0"/>
+          <w:color w:val="2E74B5"/>
+          <w:sz w:val="17"/>
+        </w:rPr>
+        <w:t>PRACTICAL REFERENCE</w:t>
+      </w:r>
+    </w:p>
+    <w:p>
+      <w:pPr>
+        <w:spacing w:after="40"/>
+      </w:pPr>
+      <w:r>
+        <w:rPr>
+          <w:rFonts w:ascii="Calibri" w:hAnsi="Calibri"/>
+          <w:b/>
+          <w:i w:val="0"/>
+          <w:color w:val="17365D"/>
+          <w:sz w:val="40"/>
+        </w:rPr>
+        <w:t>Prompting Techniques Reference</w:t>
+      </w:r>
+    </w:p>
+    <w:p>
+      <w:pPr>
+        <w:spacing w:after="140"/>
+      </w:pPr>
+      <w:r>
+        <w:rPr>
+          <w:rFonts w:ascii="Calibri" w:hAnsi="Calibri"/>
+          <w:b w:val="0"/>
+          <w:i/>
+          <w:color w:val="667085"/>
+          <w:sz w:val="18"/>
+        </w:rPr>
+        <w:t>Definitions, suitable use cases, and reusable examples for seven common prompting patterns.</w:t>
+      </w:r>
+    </w:p>
+    <w:tbl>
+      <w:tblPr>
+        <w:tblStyle w:val="TableGrid"/>
+        <w:tblW w:type="dxa" w:w="14400"/>
+        <w:tblLayout w:type="fixed"/>
+        <w:tblLook w:firstColumn="1" w:firstRow="1" w:lastColumn="0" w:lastRow="0" w:noHBand="0" w:noVBand="1" w:val="04A0"/>
+        <w:tblInd w:w="105" w:type="dxa"/>
+      </w:tblPr>
+      <w:tblGrid>
+        <w:gridCol w:w="1900"/>
+        <w:gridCol w:w="2900"/>
+        <w:gridCol w:w="3300"/>
+        <w:gridCol w:w="6300"/>
+      </w:tblGrid>
+      <w:tr>
+        <w:trPr>
+          <w:tblHeader/>
+          <w:cantSplit/>
+        </w:trPr>
+        <w:tc>
+          <w:tcPr>
+            <w:tcW w:type="dxa" w:w="1900"/>
+            <w:shd w:fill="17365D"/>
+            <w:vAlign w:val="center"/>
+            <w:tcMar>
+              <w:top w:w="90" w:type="dxa"/>
+              <w:start w:w="105" w:type="dxa"/>
+              <w:bottom w:w="90" w:type="dxa"/>
+              <w:end w:w="105" w:type="dxa"/>
+            </w:tcMar>
+          </w:tcPr>
+          <w:p>
+            <w:pPr>
+              <w:spacing w:before="0" w:after="0" w:line="245" w:lineRule="auto"/>
+              <w:jc w:val="center"/>
+            </w:pPr>
+            <w:r>
+              <w:rPr>
+                <w:rFonts w:ascii="Calibri" w:hAnsi="Calibri"/>
+                <w:b/>
+                <w:i w:val="0"/>
+                <w:color w:val="FFFFFF"/>
+                <w:sz w:val="17"/>
+              </w:rPr>
+              <w:t>Prompt type</w:t>
+            </w:r>
+          </w:p>
+        </w:tc>
+        <w:tc>
+          <w:tcPr>
+            <w:tcW w:type="dxa" w:w="2900"/>
+            <w:shd w:fill="17365D"/>
+            <w:vAlign w:val="center"/>
+            <w:tcMar>
+              <w:top w:w="90" w:type="dxa"/>
+              <w:start w:w="105" w:type="dxa"/>
+              <w:bottom w:w="90" w:type="dxa"/>
+              <w:end w:w="105" w:type="dxa"/>
+            </w:tcMar>
+          </w:tcPr>
+          <w:p>
+            <w:pPr>
+              <w:spacing w:before="0" w:after="0" w:line="245" w:lineRule="auto"/>
+              <w:jc w:val="center"/>
+            </w:pPr>
+            <w:r>
+              <w:rPr>
+                <w:rFonts w:ascii="Calibri" w:hAnsi="Calibri"/>
+                <w:b/>
+                <w:i w:val="0"/>
+                <w:color w:val="FFFFFF"/>
+                <w:sz w:val="17"/>
+              </w:rPr>
+              <w:t>What it means</w:t>
+            </w:r>
+          </w:p>
+        </w:tc>
+        <w:tc>
+          <w:tcPr>
+            <w:tcW w:type="dxa" w:w="3300"/>
+            <w:shd w:fill="17365D"/>
+            <w:vAlign w:val="center"/>
+            <w:tcMar>
+              <w:top w:w="90" w:type="dxa"/>
+              <w:start w:w="105" w:type="dxa"/>
+              <w:bottom w:w="90" w:type="dxa"/>
+              <w:end w:w="105" w:type="dxa"/>
+            </w:tcMar>
+          </w:tcPr>
+          <w:p>
+            <w:pPr>
+              <w:spacing w:before="0" w:after="0" w:line="245" w:lineRule="auto"/>
+              <w:jc w:val="center"/>
+            </w:pPr>
+            <w:r>
+              <w:rPr>
+                <w:rFonts w:ascii="Calibri" w:hAnsi="Calibri"/>
+                <w:b/>
+                <w:i w:val="0"/>
+                <w:color w:val="FFFFFF"/>
+                <w:sz w:val="17"/>
+              </w:rPr>
+              <w:t>Where / when to use</w:t>
+            </w:r>
+          </w:p>
+        </w:tc>
+        <w:tc>
+          <w:tcPr>
+            <w:tcW w:type="dxa" w:w="6300"/>
+            <w:shd w:fill="17365D"/>
+            <w:vAlign w:val="center"/>
+            <w:tcMar>
+              <w:top w:w="90" w:type="dxa"/>
+              <w:start w:w="105" w:type="dxa"/>
+              <w:bottom w:w="90" w:type="dxa"/>
+              <w:end w:w="105" w:type="dxa"/>
+            </w:tcMar>
+          </w:tcPr>
+          <w:p>
+            <w:pPr>
+              <w:spacing w:before="0" w:after="0" w:line="245" w:lineRule="auto"/>
+              <w:jc w:val="center"/>
+            </w:pPr>
+            <w:r>
+              <w:rPr>
+                <w:rFonts w:ascii="Calibri" w:hAnsi="Calibri"/>
+                <w:b/>
+                <w:i w:val="0"/>
+                <w:color w:val="FFFFFF"/>
+                <w:sz w:val="17"/>
+              </w:rPr>
+              <w:t>Example prompt</w:t>
+            </w:r>
+          </w:p>
+        </w:tc>
+      </w:tr>
+      <w:tr>
+        <w:trPr>
+          <w:cantSplit/>
+        </w:trPr>
+        <w:tc>
+          <w:tcPr>
+            <w:tcW w:type="dxa" w:w="1900"/>
+            <w:vAlign w:val="center"/>
+            <w:shd w:fill="FFFFFF"/>
+            <w:tcMar>
+              <w:top w:w="90" w:type="dxa"/>
+              <w:start w:w="105" w:type="dxa"/>
+              <w:bottom w:w="90" w:type="dxa"/>
+              <w:end w:w="105" w:type="dxa"/>
+            </w:tcMar>
+          </w:tcPr>
+          <w:p>
+            <w:pPr>
+              <w:spacing w:before="0" w:after="0" w:line="245" w:lineRule="auto"/>
+              <w:jc w:val="left"/>
+            </w:pPr>
+            <w:r>
+              <w:rPr>
+                <w:rFonts w:ascii="Calibri" w:hAnsi="Calibri"/>
+                <w:b/>
+                <w:i w:val="0"/>
+                <w:color w:val="1F2937"/>
+                <w:sz w:val="16"/>
+              </w:rPr>
+              <w:t>1. Reverse Prompting</w:t>
+            </w:r>
+          </w:p>
+        </w:tc>
+        <w:tc>
+          <w:tcPr>
+            <w:tcW w:type="dxa" w:w="2900"/>
+            <w:vAlign w:val="center"/>
+            <w:shd w:fill="FFFFFF"/>
+            <w:tcMar>
+              <w:top w:w="90" w:type="dxa"/>
+              <w:start w:w="105" w:type="dxa"/>
+              <w:bottom w:w="90" w:type="dxa"/>
+              <w:end w:w="105" w:type="dxa"/>
+            </w:tcMar>
+          </w:tcPr>
+          <w:p>
+            <w:pPr>
+              <w:spacing w:before="0" w:after="0" w:line="245" w:lineRule="auto"/>
+              <w:jc w:val="left"/>
+            </w:pPr>
+            <w:r>
+              <w:rPr>
+                <w:rFonts w:ascii="Calibri" w:hAnsi="Calibri"/>
+                <w:b w:val="0"/>
+                <w:i w:val="0"/>
+                <w:color w:val="1F2937"/>
+                <w:sz w:val="16"/>
+              </w:rPr>
+              <w:t>Starts with a desired output or example and works backward to create the prompt that could produce it. It can also make the AI ask clarifying questions before drafting the final prompt.</w:t>
+            </w:r>
+          </w:p>
+        </w:tc>
+        <w:tc>
+          <w:tcPr>
+            <w:tcW w:type="dxa" w:w="3300"/>
+            <w:vAlign w:val="center"/>
+            <w:shd w:fill="FFFFFF"/>
+            <w:tcMar>
+              <w:top w:w="90" w:type="dxa"/>
+              <w:start w:w="105" w:type="dxa"/>
+              <w:bottom w:w="90" w:type="dxa"/>
+              <w:end w:w="105" w:type="dxa"/>
+            </w:tcMar>
+          </w:tcPr>
+          <w:p>
+            <w:pPr>
+              <w:spacing w:before="0" w:after="0" w:line="245" w:lineRule="auto"/>
+              <w:jc w:val="left"/>
+            </w:pPr>
+            <w:r>
+              <w:rPr>
+                <w:rFonts w:ascii="Calibri" w:hAnsi="Calibri"/>
+                <w:b w:val="0"/>
+                <w:i w:val="0"/>
+                <w:color w:val="1F2937"/>
+                <w:sz w:val="16"/>
+              </w:rPr>
+              <w:t>Use when you have an example output but do not know how to prompt for it; when requirements are unclear; or when improving an existing result.</w:t>
+            </w:r>
+          </w:p>
+        </w:tc>
+        <w:tc>
+          <w:tcPr>
+            <w:tcW w:type="dxa" w:w="6300"/>
+            <w:vAlign w:val="center"/>
+            <w:shd w:fill="FFFFFF"/>
+            <w:tcMar>
+              <w:top w:w="90" w:type="dxa"/>
+              <w:start w:w="105" w:type="dxa"/>
+              <w:bottom w:w="90" w:type="dxa"/>
+              <w:end w:w="105" w:type="dxa"/>
+            </w:tcMar>
+          </w:tcPr>
+          <w:p>
+            <w:pPr>
+              <w:spacing w:before="0" w:after="0" w:line="245" w:lineRule="auto"/>
+              <w:jc w:val="left"/>
+            </w:pPr>
+            <w:r>
+              <w:rPr>
+                <w:rFonts w:ascii="Calibri" w:hAnsi="Calibri"/>
+                <w:b w:val="0"/>
+                <w:i w:val="0"/>
+                <w:color w:val="1F2937"/>
+                <w:sz w:val="16"/>
+              </w:rPr>
+              <w:t>Study the sample output below and reverse-engineer a reusable prompt that can generate similar results. First ask me up to five essential questions. Then provide the final prompt using Role, Task, Context, Few Shots, and Response Format. Sample output: [paste output].</w:t>
+            </w:r>
+          </w:p>
+        </w:tc>
+      </w:tr>
+      <w:tr>
+        <w:trPr>
+          <w:cantSplit/>
+        </w:trPr>
+        <w:tc>
+          <w:tcPr>
+            <w:tcW w:type="dxa" w:w="1900"/>
+            <w:vAlign w:val="center"/>
+            <w:shd w:fill="F1F7F1"/>
+            <w:tcMar>
+              <w:top w:w="90" w:type="dxa"/>
+              <w:start w:w="105" w:type="dxa"/>
+              <w:bottom w:w="90" w:type="dxa"/>
+              <w:end w:w="105" w:type="dxa"/>
+            </w:tcMar>
+          </w:tcPr>
+          <w:p>
+            <w:pPr>
+              <w:spacing w:before="0" w:after="0" w:line="245" w:lineRule="auto"/>
+              <w:jc w:val="left"/>
+            </w:pPr>
+            <w:r>
+              <w:rPr>
+                <w:rFonts w:ascii="Calibri" w:hAnsi="Calibri"/>
+                <w:b/>
+                <w:i w:val="0"/>
+                <w:color w:val="1F2937"/>
+                <w:sz w:val="16"/>
+              </w:rPr>
+              <w:t>2. System Prompt</w:t>
+            </w:r>
+          </w:p>
+        </w:tc>
+        <w:tc>
+          <w:tcPr>
+            <w:tcW w:type="dxa" w:w="2900"/>
+            <w:vAlign w:val="center"/>
+            <w:shd w:fill="F1F7F1"/>
+            <w:tcMar>
+              <w:top w:w="90" w:type="dxa"/>
+              <w:start w:w="105" w:type="dxa"/>
+              <w:bottom w:w="90" w:type="dxa"/>
+              <w:end w:w="105" w:type="dxa"/>
+            </w:tcMar>
+          </w:tcPr>
+          <w:p>
+            <w:pPr>
+              <w:spacing w:before="0" w:after="0" w:line="245" w:lineRule="auto"/>
+              <w:jc w:val="left"/>
+            </w:pPr>
+            <w:r>
+              <w:rPr>
+                <w:rFonts w:ascii="Calibri" w:hAnsi="Calibri"/>
+                <w:b w:val="0"/>
+                <w:i w:val="0"/>
+                <w:color w:val="1F2937"/>
+                <w:sz w:val="16"/>
+              </w:rPr>
+              <w:t>Establishes persistent instructions, behaviour, expertise, boundaries, and response rules for an AI assistant.</w:t>
+            </w:r>
+          </w:p>
+        </w:tc>
+        <w:tc>
+          <w:tcPr>
+            <w:tcW w:type="dxa" w:w="3300"/>
+            <w:vAlign w:val="center"/>
+            <w:shd w:fill="F1F7F1"/>
+            <w:tcMar>
+              <w:top w:w="90" w:type="dxa"/>
+              <w:start w:w="105" w:type="dxa"/>
+              <w:bottom w:w="90" w:type="dxa"/>
+              <w:end w:w="105" w:type="dxa"/>
+            </w:tcMar>
+          </w:tcPr>
+          <w:p>
+            <w:pPr>
+              <w:spacing w:before="0" w:after="0" w:line="245" w:lineRule="auto"/>
+              <w:jc w:val="left"/>
+            </w:pPr>
+            <w:r>
+              <w:rPr>
+                <w:rFonts w:ascii="Calibri" w:hAnsi="Calibri"/>
+                <w:b w:val="0"/>
+                <w:i w:val="0"/>
+                <w:color w:val="1F2937"/>
+                <w:sz w:val="16"/>
+              </w:rPr>
+              <w:t>Use for chatbots, custom assistants, customer support, n8n agents, and other systems that must behave consistently across conversations.</w:t>
+            </w:r>
+          </w:p>
+        </w:tc>
+        <w:tc>
+          <w:tcPr>
+            <w:tcW w:type="dxa" w:w="6300"/>
+            <w:vAlign w:val="center"/>
+            <w:shd w:fill="F1F7F1"/>
+            <w:tcMar>
+              <w:top w:w="90" w:type="dxa"/>
+              <w:start w:w="105" w:type="dxa"/>
+              <w:bottom w:w="90" w:type="dxa"/>
+              <w:end w:w="105" w:type="dxa"/>
+            </w:tcMar>
+          </w:tcPr>
+          <w:p>
+            <w:pPr>
+              <w:spacing w:before="0" w:after="40" w:line="245" w:lineRule="auto"/>
+              <w:jc w:val="left"/>
+            </w:pPr>
+            <w:r>
+              <w:rPr>
+                <w:rFonts w:ascii="Calibri" w:hAnsi="Calibri"/>
+                <w:b w:val="0"/>
+                <w:i w:val="0"/>
+                <w:color w:val="1F2937"/>
+                <w:sz w:val="16"/>
+              </w:rPr>
+              <w:t>Role: You are a senior AI automation assistant.</w:t>
+            </w:r>
+          </w:p>
+          <w:p>
+            <w:pPr>
+              <w:spacing w:before="0" w:after="40" w:line="245" w:lineRule="auto"/>
+              <w:jc w:val="left"/>
+            </w:pPr>
+            <w:r>
+              <w:rPr>
+                <w:rFonts w:ascii="Calibri" w:hAnsi="Calibri"/>
+                <w:b w:val="0"/>
+                <w:i w:val="0"/>
+                <w:color w:val="1F2937"/>
+                <w:sz w:val="16"/>
+              </w:rPr>
+              <w:t>Task: Help users build n8n workflows step by step.</w:t>
+            </w:r>
+          </w:p>
+          <w:p>
+            <w:pPr>
+              <w:spacing w:before="0" w:after="40" w:line="245" w:lineRule="auto"/>
+              <w:jc w:val="left"/>
+            </w:pPr>
+            <w:r>
+              <w:rPr>
+                <w:rFonts w:ascii="Calibri" w:hAnsi="Calibri"/>
+                <w:b w:val="0"/>
+                <w:i w:val="0"/>
+                <w:color w:val="1F2937"/>
+                <w:sz w:val="16"/>
+              </w:rPr>
+              <w:t>Context: Users are beginners from a Tamil audience learning practical automation. Explain technical terms simply and use Tamil-friendly examples when helpful.</w:t>
+            </w:r>
+          </w:p>
+          <w:p>
+            <w:pPr>
+              <w:spacing w:before="0" w:after="40" w:line="245" w:lineRule="auto"/>
+              <w:jc w:val="left"/>
+            </w:pPr>
+            <w:r>
+              <w:rPr>
+                <w:rFonts w:ascii="Calibri" w:hAnsi="Calibri"/>
+                <w:b w:val="0"/>
+                <w:i w:val="0"/>
+                <w:color w:val="1F2937"/>
+                <w:sz w:val="16"/>
+              </w:rPr>
+              <w:t>Few shots: Use cases may include Google Sheets to Gmail, form-to-ticket workflows, and lead-capture automation.</w:t>
+            </w:r>
+          </w:p>
+          <w:p>
+            <w:pPr>
+              <w:spacing w:before="0" w:after="40" w:line="245" w:lineRule="auto"/>
+              <w:jc w:val="left"/>
+            </w:pPr>
+            <w:r>
+              <w:rPr>
+                <w:rFonts w:ascii="Calibri" w:hAnsi="Calibri"/>
+                <w:b w:val="0"/>
+                <w:i w:val="0"/>
+                <w:color w:val="1F2937"/>
+                <w:sz w:val="16"/>
+              </w:rPr>
+              <w:t>Response: Always provide the objective, required nodes, configuration steps, sample expressions or prompts, testing instructions, and error handling. Never invent unavailable nodes or credentials.</w:t>
+            </w:r>
+          </w:p>
+        </w:tc>
+      </w:tr>
+      <w:tr>
+        <w:trPr>
+          <w:cantSplit/>
+        </w:trPr>
+        <w:tc>
+          <w:tcPr>
+            <w:tcW w:type="dxa" w:w="1900"/>
+            <w:vAlign w:val="center"/>
+            <w:shd w:fill="FFFFFF"/>
+            <w:tcMar>
+              <w:top w:w="90" w:type="dxa"/>
+              <w:start w:w="105" w:type="dxa"/>
+              <w:bottom w:w="90" w:type="dxa"/>
+              <w:end w:w="105" w:type="dxa"/>
+            </w:tcMar>
+          </w:tcPr>
+          <w:p>
+            <w:pPr>
+              <w:spacing w:before="0" w:after="0" w:line="245" w:lineRule="auto"/>
+              <w:jc w:val="left"/>
+            </w:pPr>
+            <w:r>
+              <w:rPr>
+                <w:rFonts w:ascii="Calibri" w:hAnsi="Calibri"/>
+                <w:b/>
+                <w:i w:val="0"/>
+                <w:color w:val="1F2937"/>
+                <w:sz w:val="16"/>
+              </w:rPr>
+              <w:t>3. Sequential Prompting</w:t>
+            </w:r>
+          </w:p>
+        </w:tc>
+        <w:tc>
+          <w:tcPr>
+            <w:tcW w:type="dxa" w:w="2900"/>
+            <w:vAlign w:val="center"/>
+            <w:shd w:fill="FFFFFF"/>
+            <w:tcMar>
+              <w:top w:w="90" w:type="dxa"/>
+              <w:start w:w="105" w:type="dxa"/>
+              <w:bottom w:w="90" w:type="dxa"/>
+              <w:end w:w="105" w:type="dxa"/>
+            </w:tcMar>
+          </w:tcPr>
+          <w:p>
+            <w:pPr>
+              <w:spacing w:before="0" w:after="0" w:line="245" w:lineRule="auto"/>
+              <w:jc w:val="left"/>
+            </w:pPr>
+            <w:r>
+              <w:rPr>
+                <w:rFonts w:ascii="Calibri" w:hAnsi="Calibri"/>
+                <w:b w:val="0"/>
+                <w:i w:val="0"/>
+                <w:color w:val="1F2937"/>
+                <w:sz w:val="16"/>
+              </w:rPr>
+              <w:t>Divides a complex task into an ordered series of prompts, with each result becoming input for the next step.</w:t>
+            </w:r>
+          </w:p>
+        </w:tc>
+        <w:tc>
+          <w:tcPr>
+            <w:tcW w:type="dxa" w:w="3300"/>
+            <w:vAlign w:val="center"/>
+            <w:shd w:fill="FFFFFF"/>
+            <w:tcMar>
+              <w:top w:w="90" w:type="dxa"/>
+              <w:start w:w="105" w:type="dxa"/>
+              <w:bottom w:w="90" w:type="dxa"/>
+              <w:end w:w="105" w:type="dxa"/>
+            </w:tcMar>
+          </w:tcPr>
+          <w:p>
+            <w:pPr>
+              <w:spacing w:before="0" w:after="0" w:line="245" w:lineRule="auto"/>
+              <w:jc w:val="left"/>
+            </w:pPr>
+            <w:r>
+              <w:rPr>
+                <w:rFonts w:ascii="Calibri" w:hAnsi="Calibri"/>
+                <w:b w:val="0"/>
+                <w:i w:val="0"/>
+                <w:color w:val="1F2937"/>
+                <w:sz w:val="16"/>
+              </w:rPr>
+              <w:t>Use for research, content creation, application development, data analysis, and workflows in which later work depends on earlier decisions.</w:t>
+            </w:r>
+          </w:p>
+        </w:tc>
+        <w:tc>
+          <w:tcPr>
+            <w:tcW w:type="dxa" w:w="6300"/>
+            <w:vAlign w:val="center"/>
+            <w:shd w:fill="FFFFFF"/>
+            <w:tcMar>
+              <w:top w:w="90" w:type="dxa"/>
+              <w:start w:w="105" w:type="dxa"/>
+              <w:bottom w:w="90" w:type="dxa"/>
+              <w:end w:w="105" w:type="dxa"/>
+            </w:tcMar>
+          </w:tcPr>
+          <w:p>
+            <w:pPr>
+              <w:spacing w:before="0" w:after="40" w:line="245" w:lineRule="auto"/>
+              <w:jc w:val="left"/>
+            </w:pPr>
+            <w:r>
+              <w:rPr>
+                <w:rFonts w:ascii="Calibri" w:hAnsi="Calibri"/>
+                <w:b w:val="0"/>
+                <w:i w:val="0"/>
+                <w:color w:val="1F2937"/>
+                <w:sz w:val="16"/>
+              </w:rPr>
+              <w:t>Prompt 1: Identify five beginner-friendly n8n automation ideas.</w:t>
+            </w:r>
+          </w:p>
+          <w:p>
+            <w:pPr>
+              <w:spacing w:before="0" w:after="40" w:line="245" w:lineRule="auto"/>
+              <w:jc w:val="left"/>
+            </w:pPr>
+            <w:r>
+              <w:rPr>
+                <w:rFonts w:ascii="Calibri" w:hAnsi="Calibri"/>
+                <w:b w:val="0"/>
+                <w:i w:val="0"/>
+                <w:color w:val="1F2937"/>
+                <w:sz w:val="16"/>
+              </w:rPr>
+              <w:t>Prompt 2: Evaluate the ideas and select the easiest high-value option.</w:t>
+            </w:r>
+          </w:p>
+          <w:p>
+            <w:pPr>
+              <w:spacing w:before="0" w:after="40" w:line="245" w:lineRule="auto"/>
+              <w:jc w:val="left"/>
+            </w:pPr>
+            <w:r>
+              <w:rPr>
+                <w:rFonts w:ascii="Calibri" w:hAnsi="Calibri"/>
+                <w:b w:val="0"/>
+                <w:i w:val="0"/>
+                <w:color w:val="1F2937"/>
+                <w:sz w:val="16"/>
+              </w:rPr>
+              <w:t>Prompt 3: Design the selected workflow and list its nodes.</w:t>
+            </w:r>
+          </w:p>
+          <w:p>
+            <w:pPr>
+              <w:spacing w:before="0" w:after="40" w:line="245" w:lineRule="auto"/>
+              <w:jc w:val="left"/>
+            </w:pPr>
+            <w:r>
+              <w:rPr>
+                <w:rFonts w:ascii="Calibri" w:hAnsi="Calibri"/>
+                <w:b w:val="0"/>
+                <w:i w:val="0"/>
+                <w:color w:val="1F2937"/>
+                <w:sz w:val="16"/>
+              </w:rPr>
+              <w:t>Prompt 4: Provide node-by-node configuration instructions.</w:t>
+            </w:r>
+          </w:p>
+          <w:p>
+            <w:pPr>
+              <w:spacing w:before="0" w:after="40" w:line="245" w:lineRule="auto"/>
+              <w:jc w:val="left"/>
+            </w:pPr>
+            <w:r>
+              <w:rPr>
+                <w:rFonts w:ascii="Calibri" w:hAnsi="Calibri"/>
+                <w:b w:val="0"/>
+                <w:i w:val="0"/>
+                <w:color w:val="1F2937"/>
+                <w:sz w:val="16"/>
+              </w:rPr>
+              <w:t>Prompt 5: Create a testing and troubleshooting checklist.</w:t>
+            </w:r>
+          </w:p>
+        </w:tc>
+      </w:tr>
+      <w:tr>
+        <w:trPr>
+          <w:cantSplit/>
+        </w:trPr>
+        <w:tc>
+          <w:tcPr>
+            <w:tcW w:type="dxa" w:w="1900"/>
+            <w:vAlign w:val="center"/>
+            <w:shd w:fill="F1F7F1"/>
+            <w:tcMar>
+              <w:top w:w="90" w:type="dxa"/>
+              <w:start w:w="105" w:type="dxa"/>
+              <w:bottom w:w="90" w:type="dxa"/>
+              <w:end w:w="105" w:type="dxa"/>
+            </w:tcMar>
+          </w:tcPr>
+          <w:p>
+            <w:pPr>
+              <w:spacing w:before="0" w:after="0" w:line="245" w:lineRule="auto"/>
+              <w:jc w:val="left"/>
+            </w:pPr>
+            <w:r>
+              <w:rPr>
+                <w:rFonts w:ascii="Calibri" w:hAnsi="Calibri"/>
+                <w:b/>
+                <w:i w:val="0"/>
+                <w:color w:val="1F2937"/>
+                <w:sz w:val="16"/>
+              </w:rPr>
+              <w:t>4. Chain-of-Thought-style Prompting</w:t>
+            </w:r>
+          </w:p>
+        </w:tc>
+        <w:tc>
+          <w:tcPr>
+            <w:tcW w:type="dxa" w:w="2900"/>
+            <w:vAlign w:val="center"/>
+            <w:shd w:fill="F1F7F1"/>
+            <w:tcMar>
+              <w:top w:w="90" w:type="dxa"/>
+              <w:start w:w="105" w:type="dxa"/>
+              <w:bottom w:w="90" w:type="dxa"/>
+              <w:end w:w="105" w:type="dxa"/>
+            </w:tcMar>
+          </w:tcPr>
+          <w:p>
+            <w:pPr>
+              <w:spacing w:before="0" w:after="0" w:line="245" w:lineRule="auto"/>
+              <w:jc w:val="left"/>
+            </w:pPr>
+            <w:r>
+              <w:rPr>
+                <w:rFonts w:ascii="Calibri" w:hAnsi="Calibri"/>
+                <w:b w:val="0"/>
+                <w:i w:val="0"/>
+                <w:color w:val="1F2937"/>
+                <w:sz w:val="16"/>
+              </w:rPr>
+              <w:t>Encourages deliberate multi-step problem solving while requesting the conclusion and a concise rationale rather than private internal reasoning.</w:t>
+            </w:r>
+          </w:p>
+        </w:tc>
+        <w:tc>
+          <w:tcPr>
+            <w:tcW w:type="dxa" w:w="3300"/>
+            <w:vAlign w:val="center"/>
+            <w:shd w:fill="F1F7F1"/>
+            <w:tcMar>
+              <w:top w:w="90" w:type="dxa"/>
+              <w:start w:w="105" w:type="dxa"/>
+              <w:bottom w:w="90" w:type="dxa"/>
+              <w:end w:w="105" w:type="dxa"/>
+            </w:tcMar>
+          </w:tcPr>
+          <w:p>
+            <w:pPr>
+              <w:spacing w:before="0" w:after="0" w:line="245" w:lineRule="auto"/>
+              <w:jc w:val="left"/>
+            </w:pPr>
+            <w:r>
+              <w:rPr>
+                <w:rFonts w:ascii="Calibri" w:hAnsi="Calibri"/>
+                <w:b w:val="0"/>
+                <w:i w:val="0"/>
+                <w:color w:val="1F2937"/>
+                <w:sz w:val="16"/>
+              </w:rPr>
+              <w:t>Use for mathematics, debugging, planning, comparisons, and problems involving several dependent conditions.</w:t>
+            </w:r>
+          </w:p>
+        </w:tc>
+        <w:tc>
+          <w:tcPr>
+            <w:tcW w:type="dxa" w:w="6300"/>
+            <w:vAlign w:val="center"/>
+            <w:shd w:fill="F1F7F1"/>
+            <w:tcMar>
+              <w:top w:w="90" w:type="dxa"/>
+              <w:start w:w="105" w:type="dxa"/>
+              <w:bottom w:w="90" w:type="dxa"/>
+              <w:end w:w="105" w:type="dxa"/>
+            </w:tcMar>
+          </w:tcPr>
+          <w:p>
+            <w:pPr>
+              <w:spacing w:before="0" w:after="0" w:line="245" w:lineRule="auto"/>
+              <w:jc w:val="left"/>
+            </w:pPr>
+            <w:r>
+              <w:rPr>
+                <w:rFonts w:ascii="Calibri" w:hAnsi="Calibri"/>
+                <w:b w:val="0"/>
+                <w:i w:val="0"/>
+                <w:color w:val="1F2937"/>
+                <w:sz w:val="16"/>
+              </w:rPr>
+              <w:t>Analyse the workflow requirements carefully. Check the trigger, data mapping, authentication, failure conditions, and expected output. Then provide the recommended workflow, a concise explanation of the key decisions, and a verification checklist. Do not provide private hidden reasoning.</w:t>
+            </w:r>
+          </w:p>
+        </w:tc>
+      </w:tr>
+      <w:tr>
+        <w:trPr>
+          <w:cantSplit/>
+        </w:trPr>
+        <w:tc>
+          <w:tcPr>
+            <w:tcW w:type="dxa" w:w="1900"/>
+            <w:vAlign w:val="center"/>
+            <w:shd w:fill="FFFFFF"/>
+            <w:tcMar>
+              <w:top w:w="90" w:type="dxa"/>
+              <w:start w:w="105" w:type="dxa"/>
+              <w:bottom w:w="90" w:type="dxa"/>
+              <w:end w:w="105" w:type="dxa"/>
+            </w:tcMar>
+          </w:tcPr>
+          <w:p>
+            <w:pPr>
+              <w:spacing w:before="0" w:after="0" w:line="245" w:lineRule="auto"/>
+              <w:jc w:val="left"/>
+            </w:pPr>
+            <w:r>
+              <w:rPr>
+                <w:rFonts w:ascii="Calibri" w:hAnsi="Calibri"/>
+                <w:b/>
+                <w:i w:val="0"/>
+                <w:color w:val="1F2937"/>
+                <w:sz w:val="16"/>
+              </w:rPr>
+              <w:t>5. Tree of Thoughts (ToT)</w:t>
+            </w:r>
+          </w:p>
+        </w:tc>
+        <w:tc>
+          <w:tcPr>
+            <w:tcW w:type="dxa" w:w="2900"/>
+            <w:vAlign w:val="center"/>
+            <w:shd w:fill="FFFFFF"/>
+            <w:tcMar>
+              <w:top w:w="90" w:type="dxa"/>
+              <w:start w:w="105" w:type="dxa"/>
+              <w:bottom w:w="90" w:type="dxa"/>
+              <w:end w:w="105" w:type="dxa"/>
+            </w:tcMar>
+          </w:tcPr>
+          <w:p>
+            <w:pPr>
+              <w:spacing w:before="0" w:after="0" w:line="245" w:lineRule="auto"/>
+              <w:jc w:val="left"/>
+            </w:pPr>
+            <w:r>
+              <w:rPr>
+                <w:rFonts w:ascii="Calibri" w:hAnsi="Calibri"/>
+                <w:b w:val="0"/>
+                <w:i w:val="0"/>
+                <w:color w:val="1F2937"/>
+                <w:sz w:val="16"/>
+              </w:rPr>
+              <w:t>Explores several possible solution paths, compares them using clear criteria, and selects the strongest option.</w:t>
+            </w:r>
+          </w:p>
+        </w:tc>
+        <w:tc>
+          <w:tcPr>
+            <w:tcW w:type="dxa" w:w="3300"/>
+            <w:vAlign w:val="center"/>
+            <w:shd w:fill="FFFFFF"/>
+            <w:tcMar>
+              <w:top w:w="90" w:type="dxa"/>
+              <w:start w:w="105" w:type="dxa"/>
+              <w:bottom w:w="90" w:type="dxa"/>
+              <w:end w:w="105" w:type="dxa"/>
+            </w:tcMar>
+          </w:tcPr>
+          <w:p>
+            <w:pPr>
+              <w:spacing w:before="0" w:after="0" w:line="245" w:lineRule="auto"/>
+              <w:jc w:val="left"/>
+            </w:pPr>
+            <w:r>
+              <w:rPr>
+                <w:rFonts w:ascii="Calibri" w:hAnsi="Calibri"/>
+                <w:b w:val="0"/>
+                <w:i w:val="0"/>
+                <w:color w:val="1F2937"/>
+                <w:sz w:val="16"/>
+              </w:rPr>
+              <w:t>Use when multiple valid approaches exist, such as architecture selection, business strategy, automation design, or troubleshooting.</w:t>
+            </w:r>
+          </w:p>
+        </w:tc>
+        <w:tc>
+          <w:tcPr>
+            <w:tcW w:type="dxa" w:w="6300"/>
+            <w:vAlign w:val="center"/>
+            <w:shd w:fill="FFFFFF"/>
+            <w:tcMar>
+              <w:top w:w="90" w:type="dxa"/>
+              <w:start w:w="105" w:type="dxa"/>
+              <w:bottom w:w="90" w:type="dxa"/>
+              <w:end w:w="105" w:type="dxa"/>
+            </w:tcMar>
+          </w:tcPr>
+          <w:p>
+            <w:pPr>
+              <w:spacing w:before="0" w:after="0" w:line="245" w:lineRule="auto"/>
+              <w:jc w:val="left"/>
+            </w:pPr>
+            <w:r>
+              <w:rPr>
+                <w:rFonts w:ascii="Calibri" w:hAnsi="Calibri"/>
+                <w:b w:val="0"/>
+                <w:i w:val="0"/>
+                <w:color w:val="1F2937"/>
+                <w:sz w:val="16"/>
+              </w:rPr>
+              <w:t>Propose three possible n8n designs for capturing website leads and sending follow-ups. Compare their complexity, cost, reliability, scalability, and maintenance. Select the best design for a beginner and briefly explain the decision.</w:t>
+            </w:r>
+          </w:p>
+        </w:tc>
+      </w:tr>
+      <w:tr>
+        <w:trPr>
+          <w:cantSplit/>
+        </w:trPr>
+        <w:tc>
+          <w:tcPr>
+            <w:tcW w:type="dxa" w:w="1900"/>
+            <w:vAlign w:val="center"/>
+            <w:shd w:fill="F1F7F1"/>
+            <w:tcMar>
+              <w:top w:w="90" w:type="dxa"/>
+              <w:start w:w="105" w:type="dxa"/>
+              <w:bottom w:w="90" w:type="dxa"/>
+              <w:end w:w="105" w:type="dxa"/>
+            </w:tcMar>
+          </w:tcPr>
+          <w:p>
+            <w:pPr>
+              <w:spacing w:before="0" w:after="0" w:line="245" w:lineRule="auto"/>
+              <w:jc w:val="left"/>
+            </w:pPr>
+            <w:r>
+              <w:rPr>
+                <w:rFonts w:ascii="Calibri" w:hAnsi="Calibri"/>
+                <w:b/>
+                <w:i w:val="0"/>
+                <w:color w:val="1F2937"/>
+                <w:sz w:val="16"/>
+              </w:rPr>
+              <w:t>6. ReAct Prompt</w:t>
+            </w:r>
+          </w:p>
+        </w:tc>
+        <w:tc>
+          <w:tcPr>
+            <w:tcW w:type="dxa" w:w="2900"/>
+            <w:vAlign w:val="center"/>
+            <w:shd w:fill="F1F7F1"/>
+            <w:tcMar>
+              <w:top w:w="90" w:type="dxa"/>
+              <w:start w:w="105" w:type="dxa"/>
+              <w:bottom w:w="90" w:type="dxa"/>
+              <w:end w:w="105" w:type="dxa"/>
+            </w:tcMar>
+          </w:tcPr>
+          <w:p>
+            <w:pPr>
+              <w:spacing w:before="0" w:after="0" w:line="245" w:lineRule="auto"/>
+              <w:jc w:val="left"/>
+            </w:pPr>
+            <w:r>
+              <w:rPr>
+                <w:rFonts w:ascii="Calibri" w:hAnsi="Calibri"/>
+                <w:b w:val="0"/>
+                <w:i w:val="0"/>
+                <w:color w:val="1F2937"/>
+                <w:sz w:val="16"/>
+              </w:rPr>
+              <w:t>Combines planning with actions and observations. The agent uses a tool, observes the result, and chooses the next safe action.</w:t>
+            </w:r>
+          </w:p>
+        </w:tc>
+        <w:tc>
+          <w:tcPr>
+            <w:tcW w:type="dxa" w:w="3300"/>
+            <w:vAlign w:val="center"/>
+            <w:shd w:fill="F1F7F1"/>
+            <w:tcMar>
+              <w:top w:w="90" w:type="dxa"/>
+              <w:start w:w="105" w:type="dxa"/>
+              <w:bottom w:w="90" w:type="dxa"/>
+              <w:end w:w="105" w:type="dxa"/>
+            </w:tcMar>
+          </w:tcPr>
+          <w:p>
+            <w:pPr>
+              <w:spacing w:before="0" w:after="0" w:line="245" w:lineRule="auto"/>
+              <w:jc w:val="left"/>
+            </w:pPr>
+            <w:r>
+              <w:rPr>
+                <w:rFonts w:ascii="Calibri" w:hAnsi="Calibri"/>
+                <w:b w:val="0"/>
+                <w:i w:val="0"/>
+                <w:color w:val="1F2937"/>
+                <w:sz w:val="16"/>
+              </w:rPr>
+              <w:t>Use for research agents, API integrations, database queries, browser agents, and troubleshooting that requires external tools.</w:t>
+            </w:r>
+          </w:p>
+        </w:tc>
+        <w:tc>
+          <w:tcPr>
+            <w:tcW w:type="dxa" w:w="6300"/>
+            <w:vAlign w:val="center"/>
+            <w:shd w:fill="F1F7F1"/>
+            <w:tcMar>
+              <w:top w:w="90" w:type="dxa"/>
+              <w:start w:w="105" w:type="dxa"/>
+              <w:bottom w:w="90" w:type="dxa"/>
+              <w:end w:w="105" w:type="dxa"/>
+            </w:tcMar>
+          </w:tcPr>
+          <w:p>
+            <w:pPr>
+              <w:spacing w:before="0" w:after="0" w:line="245" w:lineRule="auto"/>
+              <w:jc w:val="left"/>
+            </w:pPr>
+            <w:r>
+              <w:rPr>
+                <w:rFonts w:ascii="Calibri" w:hAnsi="Calibri"/>
+                <w:b w:val="0"/>
+                <w:i w:val="0"/>
+                <w:color w:val="1F2937"/>
+                <w:sz w:val="16"/>
+              </w:rPr>
+              <w:t>Your goal is to diagnose why an n8n Gmail workflow is failing. Plan privately. Inspect the execution log, identify the failing node, check its configuration, and test one safe correction at a time. Use each observation to choose the next action. Finish with the root cause, correction, and validation result. Do not expose private chain-of-thought.</w:t>
+            </w:r>
+          </w:p>
+        </w:tc>
+      </w:tr>
+      <w:tr>
+        <w:trPr>
+          <w:cantSplit/>
+        </w:trPr>
+        <w:tc>
+          <w:tcPr>
+            <w:tcW w:type="dxa" w:w="1900"/>
+            <w:vAlign w:val="center"/>
+            <w:shd w:fill="FFFFFF"/>
+            <w:tcMar>
+              <w:top w:w="90" w:type="dxa"/>
+              <w:start w:w="105" w:type="dxa"/>
+              <w:bottom w:w="90" w:type="dxa"/>
+              <w:end w:w="105" w:type="dxa"/>
+            </w:tcMar>
+          </w:tcPr>
+          <w:p>
+            <w:pPr>
+              <w:spacing w:before="0" w:after="0" w:line="245" w:lineRule="auto"/>
+              <w:jc w:val="left"/>
+            </w:pPr>
+            <w:r>
+              <w:rPr>
+                <w:rFonts w:ascii="Calibri" w:hAnsi="Calibri"/>
+                <w:b/>
+                <w:i w:val="0"/>
+                <w:color w:val="1F2937"/>
+                <w:sz w:val="16"/>
+              </w:rPr>
+              <w:t>7. Multi-Agent Prompting</w:t>
+            </w:r>
+          </w:p>
+        </w:tc>
+        <w:tc>
+          <w:tcPr>
+            <w:tcW w:type="dxa" w:w="2900"/>
+            <w:vAlign w:val="center"/>
+            <w:shd w:fill="FFFFFF"/>
+            <w:tcMar>
+              <w:top w:w="90" w:type="dxa"/>
+              <w:start w:w="105" w:type="dxa"/>
+              <w:bottom w:w="90" w:type="dxa"/>
+              <w:end w:w="105" w:type="dxa"/>
+            </w:tcMar>
+          </w:tcPr>
+          <w:p>
+            <w:pPr>
+              <w:spacing w:before="0" w:after="0" w:line="245" w:lineRule="auto"/>
+              <w:jc w:val="left"/>
+            </w:pPr>
+            <w:r>
+              <w:rPr>
+                <w:rFonts w:ascii="Calibri" w:hAnsi="Calibri"/>
+                <w:b w:val="0"/>
+                <w:i w:val="0"/>
+                <w:color w:val="1F2937"/>
+                <w:sz w:val="16"/>
+              </w:rPr>
+              <w:t>Assigns specialized roles to multiple AI agents and combines their work through a coordinating agent.</w:t>
+            </w:r>
+          </w:p>
+        </w:tc>
+        <w:tc>
+          <w:tcPr>
+            <w:tcW w:type="dxa" w:w="3300"/>
+            <w:vAlign w:val="center"/>
+            <w:shd w:fill="FFFFFF"/>
+            <w:tcMar>
+              <w:top w:w="90" w:type="dxa"/>
+              <w:start w:w="105" w:type="dxa"/>
+              <w:bottom w:w="90" w:type="dxa"/>
+              <w:end w:w="105" w:type="dxa"/>
+            </w:tcMar>
+          </w:tcPr>
+          <w:p>
+            <w:pPr>
+              <w:spacing w:before="0" w:after="0" w:line="245" w:lineRule="auto"/>
+              <w:jc w:val="left"/>
+            </w:pPr>
+            <w:r>
+              <w:rPr>
+                <w:rFonts w:ascii="Calibri" w:hAnsi="Calibri"/>
+                <w:b w:val="0"/>
+                <w:i w:val="0"/>
+                <w:color w:val="1F2937"/>
+                <w:sz w:val="16"/>
+              </w:rPr>
+              <w:t>Use for large research assignments, software projects, security reviews, marketing campaigns, and complex automation requiring different skills.</w:t>
+            </w:r>
+          </w:p>
+        </w:tc>
+        <w:tc>
+          <w:tcPr>
+            <w:tcW w:type="dxa" w:w="6300"/>
+            <w:vAlign w:val="center"/>
+            <w:shd w:fill="FFFFFF"/>
+            <w:tcMar>
+              <w:top w:w="90" w:type="dxa"/>
+              <w:start w:w="105" w:type="dxa"/>
+              <w:bottom w:w="90" w:type="dxa"/>
+              <w:end w:w="105" w:type="dxa"/>
+            </w:tcMar>
+          </w:tcPr>
+          <w:p>
+            <w:pPr>
+              <w:spacing w:before="0" w:after="0" w:line="245" w:lineRule="auto"/>
+              <w:jc w:val="left"/>
+            </w:pPr>
+            <w:r>
+              <w:rPr>
+                <w:rFonts w:ascii="Calibri" w:hAnsi="Calibri"/>
+                <w:b w:val="0"/>
+                <w:i w:val="0"/>
+                <w:color w:val="1F2937"/>
+                <w:sz w:val="16"/>
+              </w:rPr>
+              <w:t>Create a four-agent team. Agent 1 - Requirements Analyst: clarify the business need. Agent 2 - Workflow Architect: design the n8n workflow. Agent 3 - Implementation Specialist: provide node configuration and expressions. Agent 4 - Reviewer: check security, errors, and completeness. A Coordinator should manage hand-offs, resolve disagreements, and produce one final implementation guide.</w:t>
+            </w:r>
+          </w:p>
+        </w:tc>
+      </w:tr>
+    </w:tbl>
     <w:sectPr>
       <w:pgSz w:w="15840" w:h="12240" w:orient="landscape"/>
-      <w:pgMar w:top="648" w:right="720" w:bottom="648" w:left="720" w:header="360" w:footer="360" w:gutter="0"/>
+      <w:pgMar w:top="720" w:right="720" w:bottom="720" w:left="720" w:header="360" w:footer="360" w:gutter="0"/>
       <w:cols w:space="720"/>
       <w:docGrid w:linePitch="360"/>
     </w:sectPr>
